--- a/EIT_3/Schaltungstechnik/Labor/Labor10/Zweitor_2_Labor_Vorbereitung.docx
+++ b/EIT_3/Schaltungstechnik/Labor/Labor10/Zweitor_2_Labor_Vorbereitung.docx
@@ -1923,7 +1923,7 @@
     </w:tbl>
     <w:p>
       <w:pPr>
-        <w:pStyle w:val="berschrift2"/>
+        <w:pStyle w:val="Compact"/>
         <w:rPr>
           <w:lang w:val="de-AT"/>
         </w:rPr>
@@ -1935,6 +1935,128 @@
           <w:lang w:val="de-AT"/>
         </w:rPr>
         <w:lastRenderedPageBreak/>
+        <w:t>Bei der Messung haben sich folgende Werte Ergeben:</w:t>
+      </w:r>
+    </w:p>
+    <w:p>
+      <w:pPr>
+        <w:pStyle w:val="Compact"/>
+        <w:numPr>
+          <w:ilvl w:val="0"/>
+          <w:numId w:val="13"/>
+        </w:numPr>
+        <w:rPr>
+          <w:lang w:val="de-AT"/>
+        </w:rPr>
+      </w:pPr>
+      <w:r>
+        <w:rPr>
+          <w:lang w:val="de-AT"/>
+        </w:rPr>
+        <w:t>Z11: 1/31e-4 = 322,58</w:t>
+      </w:r>
+    </w:p>
+    <w:p>
+      <w:pPr>
+        <w:pStyle w:val="Compact"/>
+        <w:numPr>
+          <w:ilvl w:val="0"/>
+          <w:numId w:val="13"/>
+        </w:numPr>
+        <w:rPr>
+          <w:lang w:val="de-AT"/>
+        </w:rPr>
+      </w:pPr>
+      <w:r>
+        <w:rPr>
+          <w:lang w:val="de-AT"/>
+        </w:rPr>
+        <w:t>Z12: 1</w:t>
+      </w:r>
+      <w:r>
+        <w:rPr>
+          <w:lang w:val="de-AT"/>
+        </w:rPr>
+        <w:t>,268/</w:t>
+      </w:r>
+      <w:r>
+        <w:rPr>
+          <w:lang w:val="de-AT"/>
+        </w:rPr>
+        <w:t>12,75m = 99.45098039</w:t>
+      </w:r>
+    </w:p>
+    <w:p>
+      <w:pPr>
+        <w:pStyle w:val="Compact"/>
+        <w:numPr>
+          <w:ilvl w:val="0"/>
+          <w:numId w:val="13"/>
+        </w:numPr>
+        <w:rPr>
+          <w:lang w:val="de-AT"/>
+        </w:rPr>
+      </w:pPr>
+      <w:r>
+        <w:rPr>
+          <w:lang w:val="de-AT"/>
+        </w:rPr>
+        <w:t>Z21</w:t>
+      </w:r>
+      <w:r>
+        <w:rPr>
+          <w:lang w:val="de-AT"/>
+        </w:rPr>
+        <w:t>: 3,091/31,08m = 99.45302445</w:t>
+      </w:r>
+    </w:p>
+    <w:p>
+      <w:pPr>
+        <w:pStyle w:val="Compact"/>
+        <w:numPr>
+          <w:ilvl w:val="0"/>
+          <w:numId w:val="13"/>
+        </w:numPr>
+        <w:rPr>
+          <w:lang w:val="de-AT"/>
+        </w:rPr>
+      </w:pPr>
+      <w:r>
+        <w:rPr>
+          <w:lang w:val="de-AT"/>
+        </w:rPr>
+        <w:t>Z22: 1</w:t>
+      </w:r>
+      <w:r>
+        <w:rPr>
+          <w:lang w:val="de-AT"/>
+        </w:rPr>
+        <w:t>0</w:t>
+      </w:r>
+      <w:r>
+        <w:rPr>
+          <w:lang w:val="de-AT"/>
+        </w:rPr>
+        <w:t>/</w:t>
+      </w:r>
+      <w:r>
+        <w:rPr>
+          <w:lang w:val="de-AT"/>
+        </w:rPr>
+        <w:t>12,75m = 784.3137255</w:t>
+      </w:r>
+    </w:p>
+    <w:p>
+      <w:pPr>
+        <w:pStyle w:val="berschrift2"/>
+        <w:rPr>
+          <w:lang w:val="de-AT"/>
+        </w:rPr>
+      </w:pPr>
+      <w:r>
+        <w:rPr>
+          <w:lang w:val="de-AT"/>
+        </w:rPr>
         <w:t>Task 2: Messung der Z-Parameter einer Widerstandsschaltung mit Hilfe des Bode100</w:t>
       </w:r>
     </w:p>
@@ -1945,19 +2067,23 @@
           <w:lang w:val="de-AT"/>
         </w:rPr>
       </w:pPr>
-      <w:proofErr w:type="gramStart"/>
-      <w:r>
-        <w:rPr>
-          <w:lang w:val="de-AT"/>
-        </w:rPr>
-        <w:t>Die gleich Aufgabe</w:t>
-      </w:r>
-      <w:proofErr w:type="gramEnd"/>
-      <w:r>
-        <w:rPr>
-          <w:lang w:val="de-AT"/>
-        </w:rPr>
-        <w:t xml:space="preserve"> soll nun mit Hilfe des Bode100 VNA erledigt werden.</w:t>
+      <w:r>
+        <w:rPr>
+          <w:lang w:val="de-AT"/>
+        </w:rPr>
+        <w:t>Die gleich</w:t>
+      </w:r>
+      <w:r>
+        <w:rPr>
+          <w:lang w:val="de-AT"/>
+        </w:rPr>
+        <w:t>e</w:t>
+      </w:r>
+      <w:r>
+        <w:rPr>
+          <w:lang w:val="de-AT"/>
+        </w:rPr>
+        <w:t xml:space="preserve"> Aufgabe soll nun mit Hilfe des Bode100 VNA erledigt werden.</w:t>
       </w:r>
     </w:p>
     <w:tbl>
@@ -2096,16 +2222,14 @@
               <w:rPr>
                 <w:lang w:val="de-AT"/>
               </w:rPr>
-              <w:t xml:space="preserve">Durchführung der Messung und Vergleich mit Simulation </w:t>
-            </w:r>
-            <w:proofErr w:type="spellStart"/>
-            <w:r>
-              <w:rPr>
-                <w:lang w:val="de-AT"/>
-              </w:rPr>
-              <w:t>un</w:t>
-            </w:r>
-            <w:proofErr w:type="spellEnd"/>
+              <w:t>Durchführung der Messung und Vergleich mit Simulation un</w:t>
+            </w:r>
+            <w:r>
+              <w:rPr>
+                <w:lang w:val="de-AT"/>
+              </w:rPr>
+              <w:t>d</w:t>
+            </w:r>
             <w:r>
               <w:rPr>
                 <w:lang w:val="de-AT"/>
@@ -2118,13 +2242,127 @@
     </w:tbl>
     <w:p>
       <w:pPr>
-        <w:pStyle w:val="berschrift2"/>
+        <w:pStyle w:val="Compact"/>
         <w:rPr>
           <w:lang w:val="de-AT"/>
         </w:rPr>
       </w:pPr>
       <w:bookmarkStart w:id="10" w:name="Xf07b293f114aad472ad4b04b7990af0134ccdd2"/>
       <w:bookmarkEnd w:id="9"/>
+    </w:p>
+    <w:p>
+      <w:pPr>
+        <w:pStyle w:val="Compact"/>
+        <w:rPr>
+          <w:lang w:val="de-AT"/>
+        </w:rPr>
+      </w:pPr>
+      <w:r>
+        <w:rPr>
+          <w:lang w:val="de-AT"/>
+        </w:rPr>
+        <w:t>Bode100 S Parameter:</w:t>
+      </w:r>
+    </w:p>
+    <w:p>
+      <w:pPr>
+        <w:pStyle w:val="Compact"/>
+        <w:numPr>
+          <w:ilvl w:val="0"/>
+          <w:numId w:val="14"/>
+        </w:numPr>
+        <w:rPr>
+          <w:lang w:val="de-AT"/>
+        </w:rPr>
+      </w:pPr>
+      <w:r>
+        <w:rPr>
+          <w:lang w:val="de-AT"/>
+        </w:rPr>
+        <w:t>S11: 730m</w:t>
+      </w:r>
+    </w:p>
+    <w:p>
+      <w:pPr>
+        <w:pStyle w:val="Compact"/>
+        <w:numPr>
+          <w:ilvl w:val="0"/>
+          <w:numId w:val="14"/>
+        </w:numPr>
+        <w:rPr>
+          <w:lang w:val="de-AT"/>
+        </w:rPr>
+      </w:pPr>
+      <w:r>
+        <w:rPr>
+          <w:lang w:val="de-AT"/>
+        </w:rPr>
+        <w:t>S21: 537m</w:t>
+      </w:r>
+    </w:p>
+    <w:p>
+      <w:pPr>
+        <w:pStyle w:val="Compact"/>
+        <w:numPr>
+          <w:ilvl w:val="0"/>
+          <w:numId w:val="14"/>
+        </w:numPr>
+        <w:rPr>
+          <w:lang w:val="de-AT"/>
+        </w:rPr>
+      </w:pPr>
+      <w:r>
+        <w:rPr>
+          <w:lang w:val="de-AT"/>
+        </w:rPr>
+        <w:t>S12:</w:t>
+      </w:r>
+      <w:r>
+        <w:rPr>
+          <w:lang w:val="de-AT"/>
+        </w:rPr>
+        <w:t>238m</w:t>
+      </w:r>
+    </w:p>
+    <w:p>
+      <w:pPr>
+        <w:pStyle w:val="Compact"/>
+        <w:numPr>
+          <w:ilvl w:val="0"/>
+          <w:numId w:val="14"/>
+        </w:numPr>
+        <w:rPr>
+          <w:lang w:val="de-AT"/>
+        </w:rPr>
+      </w:pPr>
+      <w:r>
+        <w:rPr>
+          <w:lang w:val="de-AT"/>
+        </w:rPr>
+        <w:t xml:space="preserve">S22: </w:t>
+      </w:r>
+      <w:r>
+        <w:rPr>
+          <w:lang w:val="de-AT"/>
+        </w:rPr>
+        <w:t>830m</w:t>
+      </w:r>
+    </w:p>
+    <w:p>
+      <w:pPr>
+        <w:pStyle w:val="Compact"/>
+        <w:rPr>
+          <w:lang w:val="de-AT"/>
+        </w:rPr>
+      </w:pPr>
+    </w:p>
+    <w:p>
+      <w:pPr>
+        <w:pStyle w:val="berschrift2"/>
+        <w:rPr>
+          <w:lang w:val="de-AT"/>
+        </w:rPr>
+      </w:pPr>
       <w:r>
         <w:rPr>
           <w:lang w:val="de-AT"/>
@@ -2288,6 +2526,7 @@
               <w:rPr>
                 <w:noProof/>
               </w:rPr>
+              <w:lastRenderedPageBreak/>
               <w:drawing>
                 <wp:inline distT="0" distB="0" distL="0" distR="0" wp14:anchorId="392B6A59" wp14:editId="519BAEF3">
                   <wp:extent cx="152400" cy="152400"/>
@@ -2450,6 +2689,60 @@
         </w:rPr>
       </w:pPr>
     </w:p>
+    <w:p>
+      <w:pPr>
+        <w:rPr>
+          <w:lang w:val="de-AT"/>
+        </w:rPr>
+      </w:pPr>
+      <w:r>
+        <w:rPr>
+          <w:lang w:val="de-AT"/>
+        </w:rPr>
+        <w:t xml:space="preserve">Schaltung wurde aufgebaut. Die Messwerte aus dem </w:t>
+      </w:r>
+      <w:proofErr w:type="spellStart"/>
+      <w:r>
+        <w:rPr>
+          <w:lang w:val="de-AT"/>
+        </w:rPr>
+        <w:t>Bodeplot</w:t>
+      </w:r>
+      <w:proofErr w:type="spellEnd"/>
+      <w:r>
+        <w:rPr>
+          <w:lang w:val="de-AT"/>
+        </w:rPr>
+        <w:t xml:space="preserve"> herauslesen konnte nicht genau.</w:t>
+      </w:r>
+    </w:p>
+    <w:p>
+      <w:pPr>
+        <w:rPr>
+          <w:lang w:val="de-AT"/>
+        </w:rPr>
+      </w:pPr>
+      <w:r>
+        <w:rPr>
+          <w:lang w:val="de-AT"/>
+        </w:rPr>
+        <w:t>Schaltung in LT-</w:t>
+      </w:r>
+      <w:proofErr w:type="spellStart"/>
+      <w:r>
+        <w:rPr>
+          <w:lang w:val="de-AT"/>
+        </w:rPr>
+        <w:t>spice</w:t>
+      </w:r>
+      <w:proofErr w:type="spellEnd"/>
+      <w:r>
+        <w:rPr>
+          <w:lang w:val="de-AT"/>
+        </w:rPr>
+        <w:t xml:space="preserve"> wurde nicht gemacht.</w:t>
+      </w:r>
+    </w:p>
     <w:sectPr>
       <w:pgSz w:w="12240" w:h="15840"/>
       <w:pgMar w:top="1417" w:right="1417" w:bottom="1134" w:left="1417" w:header="720" w:footer="720" w:gutter="0"/>
@@ -2639,6 +2932,232 @@
       </w:pPr>
       <w:rPr>
         <w:rFonts w:ascii="Wingdings" w:hAnsi="Wingdings" w:cs="Wingdings" w:hint="default"/>
+      </w:rPr>
+    </w:lvl>
+  </w:abstractNum>
+  <w:abstractNum w:abstractNumId="2" w15:restartNumberingAfterBreak="0">
+    <w:nsid w:val="38AE3703"/>
+    <w:multiLevelType w:val="hybridMultilevel"/>
+    <w:tmpl w:val="5E405B7A"/>
+    <w:lvl w:ilvl="0" w:tplc="0C070001">
+      <w:start w:val="1"/>
+      <w:numFmt w:val="bullet"/>
+      <w:lvlText w:val=""/>
+      <w:lvlJc w:val="left"/>
+      <w:pPr>
+        <w:ind w:left="720" w:hanging="360"/>
+      </w:pPr>
+      <w:rPr>
+        <w:rFonts w:ascii="Symbol" w:hAnsi="Symbol" w:hint="default"/>
+      </w:rPr>
+    </w:lvl>
+    <w:lvl w:ilvl="1" w:tplc="0C070003" w:tentative="1">
+      <w:start w:val="1"/>
+      <w:numFmt w:val="bullet"/>
+      <w:lvlText w:val="o"/>
+      <w:lvlJc w:val="left"/>
+      <w:pPr>
+        <w:ind w:left="1440" w:hanging="360"/>
+      </w:pPr>
+      <w:rPr>
+        <w:rFonts w:ascii="Courier New" w:hAnsi="Courier New" w:cs="Courier New" w:hint="default"/>
+      </w:rPr>
+    </w:lvl>
+    <w:lvl w:ilvl="2" w:tplc="0C070005" w:tentative="1">
+      <w:start w:val="1"/>
+      <w:numFmt w:val="bullet"/>
+      <w:lvlText w:val=""/>
+      <w:lvlJc w:val="left"/>
+      <w:pPr>
+        <w:ind w:left="2160" w:hanging="360"/>
+      </w:pPr>
+      <w:rPr>
+        <w:rFonts w:ascii="Wingdings" w:hAnsi="Wingdings" w:hint="default"/>
+      </w:rPr>
+    </w:lvl>
+    <w:lvl w:ilvl="3" w:tplc="0C070001" w:tentative="1">
+      <w:start w:val="1"/>
+      <w:numFmt w:val="bullet"/>
+      <w:lvlText w:val=""/>
+      <w:lvlJc w:val="left"/>
+      <w:pPr>
+        <w:ind w:left="2880" w:hanging="360"/>
+      </w:pPr>
+      <w:rPr>
+        <w:rFonts w:ascii="Symbol" w:hAnsi="Symbol" w:hint="default"/>
+      </w:rPr>
+    </w:lvl>
+    <w:lvl w:ilvl="4" w:tplc="0C070003" w:tentative="1">
+      <w:start w:val="1"/>
+      <w:numFmt w:val="bullet"/>
+      <w:lvlText w:val="o"/>
+      <w:lvlJc w:val="left"/>
+      <w:pPr>
+        <w:ind w:left="3600" w:hanging="360"/>
+      </w:pPr>
+      <w:rPr>
+        <w:rFonts w:ascii="Courier New" w:hAnsi="Courier New" w:cs="Courier New" w:hint="default"/>
+      </w:rPr>
+    </w:lvl>
+    <w:lvl w:ilvl="5" w:tplc="0C070005" w:tentative="1">
+      <w:start w:val="1"/>
+      <w:numFmt w:val="bullet"/>
+      <w:lvlText w:val=""/>
+      <w:lvlJc w:val="left"/>
+      <w:pPr>
+        <w:ind w:left="4320" w:hanging="360"/>
+      </w:pPr>
+      <w:rPr>
+        <w:rFonts w:ascii="Wingdings" w:hAnsi="Wingdings" w:hint="default"/>
+      </w:rPr>
+    </w:lvl>
+    <w:lvl w:ilvl="6" w:tplc="0C070001" w:tentative="1">
+      <w:start w:val="1"/>
+      <w:numFmt w:val="bullet"/>
+      <w:lvlText w:val=""/>
+      <w:lvlJc w:val="left"/>
+      <w:pPr>
+        <w:ind w:left="5040" w:hanging="360"/>
+      </w:pPr>
+      <w:rPr>
+        <w:rFonts w:ascii="Symbol" w:hAnsi="Symbol" w:hint="default"/>
+      </w:rPr>
+    </w:lvl>
+    <w:lvl w:ilvl="7" w:tplc="0C070003" w:tentative="1">
+      <w:start w:val="1"/>
+      <w:numFmt w:val="bullet"/>
+      <w:lvlText w:val="o"/>
+      <w:lvlJc w:val="left"/>
+      <w:pPr>
+        <w:ind w:left="5760" w:hanging="360"/>
+      </w:pPr>
+      <w:rPr>
+        <w:rFonts w:ascii="Courier New" w:hAnsi="Courier New" w:cs="Courier New" w:hint="default"/>
+      </w:rPr>
+    </w:lvl>
+    <w:lvl w:ilvl="8" w:tplc="0C070005" w:tentative="1">
+      <w:start w:val="1"/>
+      <w:numFmt w:val="bullet"/>
+      <w:lvlText w:val=""/>
+      <w:lvlJc w:val="left"/>
+      <w:pPr>
+        <w:ind w:left="6480" w:hanging="360"/>
+      </w:pPr>
+      <w:rPr>
+        <w:rFonts w:ascii="Wingdings" w:hAnsi="Wingdings" w:hint="default"/>
+      </w:rPr>
+    </w:lvl>
+  </w:abstractNum>
+  <w:abstractNum w:abstractNumId="3" w15:restartNumberingAfterBreak="0">
+    <w:nsid w:val="54B43604"/>
+    <w:multiLevelType w:val="hybridMultilevel"/>
+    <w:tmpl w:val="F1CA5ECA"/>
+    <w:lvl w:ilvl="0" w:tplc="0C070001">
+      <w:start w:val="1"/>
+      <w:numFmt w:val="bullet"/>
+      <w:lvlText w:val=""/>
+      <w:lvlJc w:val="left"/>
+      <w:pPr>
+        <w:ind w:left="720" w:hanging="360"/>
+      </w:pPr>
+      <w:rPr>
+        <w:rFonts w:ascii="Symbol" w:hAnsi="Symbol" w:hint="default"/>
+      </w:rPr>
+    </w:lvl>
+    <w:lvl w:ilvl="1" w:tplc="0C070003" w:tentative="1">
+      <w:start w:val="1"/>
+      <w:numFmt w:val="bullet"/>
+      <w:lvlText w:val="o"/>
+      <w:lvlJc w:val="left"/>
+      <w:pPr>
+        <w:ind w:left="1440" w:hanging="360"/>
+      </w:pPr>
+      <w:rPr>
+        <w:rFonts w:ascii="Courier New" w:hAnsi="Courier New" w:cs="Courier New" w:hint="default"/>
+      </w:rPr>
+    </w:lvl>
+    <w:lvl w:ilvl="2" w:tplc="0C070005" w:tentative="1">
+      <w:start w:val="1"/>
+      <w:numFmt w:val="bullet"/>
+      <w:lvlText w:val=""/>
+      <w:lvlJc w:val="left"/>
+      <w:pPr>
+        <w:ind w:left="2160" w:hanging="360"/>
+      </w:pPr>
+      <w:rPr>
+        <w:rFonts w:ascii="Wingdings" w:hAnsi="Wingdings" w:hint="default"/>
+      </w:rPr>
+    </w:lvl>
+    <w:lvl w:ilvl="3" w:tplc="0C070001" w:tentative="1">
+      <w:start w:val="1"/>
+      <w:numFmt w:val="bullet"/>
+      <w:lvlText w:val=""/>
+      <w:lvlJc w:val="left"/>
+      <w:pPr>
+        <w:ind w:left="2880" w:hanging="360"/>
+      </w:pPr>
+      <w:rPr>
+        <w:rFonts w:ascii="Symbol" w:hAnsi="Symbol" w:hint="default"/>
+      </w:rPr>
+    </w:lvl>
+    <w:lvl w:ilvl="4" w:tplc="0C070003" w:tentative="1">
+      <w:start w:val="1"/>
+      <w:numFmt w:val="bullet"/>
+      <w:lvlText w:val="o"/>
+      <w:lvlJc w:val="left"/>
+      <w:pPr>
+        <w:ind w:left="3600" w:hanging="360"/>
+      </w:pPr>
+      <w:rPr>
+        <w:rFonts w:ascii="Courier New" w:hAnsi="Courier New" w:cs="Courier New" w:hint="default"/>
+      </w:rPr>
+    </w:lvl>
+    <w:lvl w:ilvl="5" w:tplc="0C070005" w:tentative="1">
+      <w:start w:val="1"/>
+      <w:numFmt w:val="bullet"/>
+      <w:lvlText w:val=""/>
+      <w:lvlJc w:val="left"/>
+      <w:pPr>
+        <w:ind w:left="4320" w:hanging="360"/>
+      </w:pPr>
+      <w:rPr>
+        <w:rFonts w:ascii="Wingdings" w:hAnsi="Wingdings" w:hint="default"/>
+      </w:rPr>
+    </w:lvl>
+    <w:lvl w:ilvl="6" w:tplc="0C070001" w:tentative="1">
+      <w:start w:val="1"/>
+      <w:numFmt w:val="bullet"/>
+      <w:lvlText w:val=""/>
+      <w:lvlJc w:val="left"/>
+      <w:pPr>
+        <w:ind w:left="5040" w:hanging="360"/>
+      </w:pPr>
+      <w:rPr>
+        <w:rFonts w:ascii="Symbol" w:hAnsi="Symbol" w:hint="default"/>
+      </w:rPr>
+    </w:lvl>
+    <w:lvl w:ilvl="7" w:tplc="0C070003" w:tentative="1">
+      <w:start w:val="1"/>
+      <w:numFmt w:val="bullet"/>
+      <w:lvlText w:val="o"/>
+      <w:lvlJc w:val="left"/>
+      <w:pPr>
+        <w:ind w:left="5760" w:hanging="360"/>
+      </w:pPr>
+      <w:rPr>
+        <w:rFonts w:ascii="Courier New" w:hAnsi="Courier New" w:cs="Courier New" w:hint="default"/>
+      </w:rPr>
+    </w:lvl>
+    <w:lvl w:ilvl="8" w:tplc="0C070005" w:tentative="1">
+      <w:start w:val="1"/>
+      <w:numFmt w:val="bullet"/>
+      <w:lvlText w:val=""/>
+      <w:lvlJc w:val="left"/>
+      <w:pPr>
+        <w:ind w:left="6480" w:hanging="360"/>
+      </w:pPr>
+      <w:rPr>
+        <w:rFonts w:ascii="Wingdings" w:hAnsi="Wingdings" w:hint="default"/>
       </w:rPr>
     </w:lvl>
   </w:abstractNum>
@@ -2677,6 +3196,12 @@
   </w:num>
   <w:num w:numId="12" w16cid:durableId="1004357339">
     <w:abstractNumId w:val="1"/>
+  </w:num>
+  <w:num w:numId="13" w16cid:durableId="1675109996">
+    <w:abstractNumId w:val="2"/>
+  </w:num>
+  <w:num w:numId="14" w16cid:durableId="1259175055">
+    <w:abstractNumId w:val="3"/>
   </w:num>
 </w:numbering>
 </file>
